--- a/Part-Two-Ch07-The-Union-Breaks/The United States Colored Troops.docx
+++ b/Part-Two-Ch07-The-Union-Breaks/The United States Colored Troops.docx
@@ -9,25 +9,22 @@
         <w:tblLook w:firstColumn="1" w:firstRow="1" w:lastColumn="0" w:lastRow="0" w:noHBand="0" w:noVBand="1" w:val="04A0"/>
       </w:tblPr>
       <w:tblGrid>
-        <w:gridCol w:w="9936"/>
+        <w:gridCol w:w="10224"/>
       </w:tblGrid>
       <w:tr>
         <w:tc>
           <w:tcPr>
-            <w:tcW w:type="dxa" w:w="9936"/>
+            <w:tcW w:type="dxa" w:w="10224"/>
             <w:shd w:val="clear" w:fill="B1442F"/>
           </w:tcPr>
           <w:p>
-            <w:pPr>
-              <w:jc w:val="left"/>
-            </w:pPr>
             <w:r>
               <w:rPr>
                 <w:b/>
                 <w:color w:val="FFE6DE"/>
                 <w:sz w:val="18"/>
               </w:rPr>
-              <w:t>CHAPTER 7 · DEEP DIVE · A HOUSE DIVIDED</w:t>
+              <w:t>PROMISE &amp; PRACTICE  ·  DEEP DIVE  ·  SOURCE ANALYSIS</w:t>
             </w:r>
           </w:p>
           <w:p>
@@ -35,18 +32,19 @@
               <w:rPr>
                 <w:b/>
                 <w:color w:val="FFFFFF"/>
-                <w:sz w:val="40"/>
+                <w:sz w:val="42"/>
               </w:rPr>
-              <w:t>The United States Colored Troops</w:t>
+              <w:t>The United States Colored Troops — A House Divided</w:t>
             </w:r>
           </w:p>
           <w:p>
             <w:r>
               <w:rPr>
+                <w:i/>
                 <w:color w:val="FFE6DE"/>
-                <w:sz w:val="21"/>
+                <w:sz w:val="22"/>
               </w:rPr>
-              <w:t>Nearly 180,000 Black men put on the Union blue and fought for a freedom that was still only a promise. 1863–1865.</w:t>
+              <w:t>What the Numbers Prove</w:t>
             </w:r>
           </w:p>
         </w:tc>
@@ -64,7 +62,7 @@
         <w:rPr>
           <w:sz w:val="21"/>
         </w:rPr>
-        <w:t xml:space="preserve">__________________________    </w:t>
+        <w:t xml:space="preserve">______________________________    </w:t>
       </w:r>
       <w:r>
         <w:rPr>
@@ -90,30 +88,209 @@
         <w:rPr>
           <w:sz w:val="21"/>
         </w:rPr>
-        <w:t>______________</w:t>
+        <w:t>________________</w:t>
+      </w:r>
+    </w:p>
+    <w:tbl>
+      <w:tblPr>
+        <w:tblW w:type="auto" w:w="0"/>
+        <w:tblLayout w:type="autofit"/>
+        <w:tblLook w:firstColumn="1" w:firstRow="1" w:lastColumn="0" w:lastRow="0" w:noHBand="0" w:noVBand="1" w:val="04A0"/>
+      </w:tblPr>
+      <w:tblGrid>
+        <w:gridCol w:w="10224"/>
+      </w:tblGrid>
+      <w:tr>
+        <w:tc>
+          <w:tcPr>
+            <w:tcW w:type="dxa" w:w="10224"/>
+            <w:shd w:val="clear" w:fill="f4c04e"/>
+          </w:tcPr>
+          <w:p>
+            <w:r>
+              <w:rPr>
+                <w:b/>
+                <w:color w:val="5A4512"/>
+                <w:sz w:val="19"/>
+              </w:rPr>
+              <w:t xml:space="preserve">WHAT I CAN DO TODAY   </w:t>
+            </w:r>
+            <w:r>
+              <w:rPr>
+                <w:color w:val="5A4512"/>
+                <w:sz w:val="21"/>
+              </w:rPr>
+              <w:t>I can read primary sources about The United States Colored Troops — A House Divided, weigh who made each one and why, and use evidence to answer historical questions.</w:t>
+            </w:r>
+          </w:p>
+        </w:tc>
+      </w:tr>
+    </w:tbl>
+    <w:p>
+      <w:r>
+        <w:rPr>
+          <w:b/>
+          <w:color w:val="B1442F"/>
+        </w:rPr>
+        <w:t xml:space="preserve">Directions. </w:t>
+      </w:r>
+      <w:r>
+        <w:rPr>
+          <w:sz w:val="22"/>
+        </w:rPr>
+        <w:t>Statistics are evidence. Read the figures on Black service carefully, then use them to build an argument</w:t>
       </w:r>
     </w:p>
     <w:p/>
     <w:p>
       <w:r>
         <w:rPr>
+          <w:b/>
+          <w:color w:val="B1442F"/>
+          <w:sz w:val="26"/>
+        </w:rPr>
+        <w:t>THE SOURCES</w:t>
+      </w:r>
+    </w:p>
+    <w:p>
+      <w:pPr>
+        <w:spacing w:before="160"/>
+      </w:pPr>
+      <w:r>
+        <w:rPr>
+          <w:b/>
+          <w:color w:val="1C1714"/>
+          <w:sz w:val="23"/>
+        </w:rPr>
+        <w:t>DATA SET · THE U.S. COLORED TROOPS, 1863–1865  —  Black service in the Union war effort</w:t>
+      </w:r>
+    </w:p>
+    <w:p>
+      <w:pPr>
+        <w:ind w:left="432"/>
+      </w:pPr>
+      <w:r>
+        <w:rPr>
           <w:i/>
           <w:color w:val="1C1714"/>
           <w:sz w:val="22"/>
         </w:rPr>
-        <w:t>Nearly 180,000 Black men put on the Union blue and fought for a freedom that was still only a promise. 1863–1865.</w:t>
+        <w:t>Measure</w:t>
+        <w:tab/>
+        <w:t>Figure</w:t>
+        <w:br/>
+        <w:t>Black men in the USCT (army)</w:t>
+        <w:tab/>
+        <w:t>~180,000</w:t>
+        <w:br/>
+        <w:t>Share of the whole Union army</w:t>
+        <w:tab/>
+        <w:t>~10%</w:t>
+        <w:br/>
+        <w:t>USCT regiments raised</w:t>
+        <w:tab/>
+        <w:t>~175</w:t>
+        <w:br/>
+        <w:t>Black men in the Union Navy</w:t>
+        <w:tab/>
+        <w:t>~19,000</w:t>
+        <w:br/>
+        <w:t>USCT dead (most from disease)</w:t>
+        <w:tab/>
+        <w:t>~40,000</w:t>
+        <w:br/>
+        <w:t>Medals of Honor (soldiers + sailors)</w:t>
+        <w:tab/>
+        <w:t>23</w:t>
+        <w:br/>
+        <w:t>Monthly pay, Black soldier (until 1864)</w:t>
+        <w:tab/>
+        <w:t>$10 − clothing fee</w:t>
+        <w:br/>
+        <w:t>Monthly pay, white soldier</w:t>
+        <w:tab/>
+        <w:t>$13.</w:t>
+      </w:r>
+    </w:p>
+    <w:p>
+      <w:r>
+        <w:rPr>
+          <w:color w:val="6A6256"/>
+          <w:sz w:val="17"/>
+        </w:rPr>
+        <w:t>Standard historical estimates, rounded. Public domain data.</w:t>
       </w:r>
     </w:p>
     <w:p>
       <w:pPr>
-        <w:spacing w:after="80"/>
+        <w:spacing w:before="160"/>
       </w:pPr>
       <w:r>
         <w:rPr>
+          <w:b/>
           <w:color w:val="1C1714"/>
           <w:sz w:val="23"/>
         </w:rPr>
-        <w:t>What does it mean to fight for a country that has not yet decided whether you are a citizen?</w:t>
+        <w:t>THE IMAGE · 1863  —  “Come and Join Us Brothers”</w:t>
+      </w:r>
+    </w:p>
+    <w:p>
+      <w:pPr>
+        <w:jc w:val="center"/>
+      </w:pPr>
+      <w:r>
+        <w:drawing>
+          <wp:inline xmlns:a="http://schemas.openxmlformats.org/drawingml/2006/main" xmlns:pic="http://schemas.openxmlformats.org/drawingml/2006/picture">
+            <wp:extent cx="3931920" cy="3151680"/>
+            <wp:docPr id="1" name="Picture 1"/>
+            <wp:cNvGraphicFramePr>
+              <a:graphicFrameLocks noChangeAspect="1"/>
+            </wp:cNvGraphicFramePr>
+            <a:graphic>
+              <a:graphicData uri="http://schemas.openxmlformats.org/drawingml/2006/picture">
+                <pic:pic>
+                  <pic:nvPicPr>
+                    <pic:cNvPr id="0" name="image.jpg"/>
+                    <pic:cNvPicPr/>
+                  </pic:nvPicPr>
+                  <pic:blipFill>
+                    <a:blip r:embed="rId9"/>
+                    <a:stretch>
+                      <a:fillRect/>
+                    </a:stretch>
+                  </pic:blipFill>
+                  <pic:spPr>
+                    <a:xfrm>
+                      <a:off x="0" y="0"/>
+                      <a:ext cx="3931920" cy="3151680"/>
+                    </a:xfrm>
+                    <a:prstGeom prst="rect"/>
+                  </pic:spPr>
+                </pic:pic>
+              </a:graphicData>
+            </a:graphic>
+          </wp:inline>
+        </w:drawing>
+      </w:r>
+    </w:p>
+    <w:p>
+      <w:r>
+        <w:rPr>
+          <w:color w:val="6A6256"/>
+          <w:sz w:val="17"/>
+        </w:rPr>
+        <w:t>“Come and Join Us Brothers” — recruiting broadside for the U.S. Colored Troops, 1863, public domain (Library of Congress).</w:t>
+      </w:r>
+    </w:p>
+    <w:p/>
+    <w:p>
+      <w:r>
+        <w:rPr>
+          <w:b/>
+          <w:color w:val="B1442F"/>
+          <w:sz w:val="26"/>
+        </w:rPr>
+        <w:t>YOUR WORK</w:t>
       </w:r>
     </w:p>
     <w:p>
@@ -123,54 +300,65 @@
       <w:r>
         <w:rPr>
           <w:b/>
-          <w:color w:val="B1442F"/>
-          <w:sz w:val="28"/>
+          <w:color w:val="FFFFFF"/>
+          <w:sz w:val="20"/>
+          <w:shd w:val="clear" w:fill="B1442F"/>
         </w:rPr>
-        <w:t>The Army Opens Its Ranks</w:t>
+        <w:t xml:space="preserve">  QUESTION 1  </w:t>
+      </w:r>
+      <w:r>
+        <w:rPr>
+          <w:b/>
+          <w:color w:val="6A6256"/>
+          <w:sz w:val="18"/>
+        </w:rPr>
+        <w:t xml:space="preserve">   STEP 1 · READ THE DATA</w:t>
       </w:r>
     </w:p>
     <w:p>
       <w:r>
         <w:rPr>
-          <w:b/>
-          <w:color w:val="6A6256"/>
-          <w:sz w:val="17"/>
+          <w:b w:val="0"/>
+          <w:color w:val="1C1714"/>
+          <w:sz w:val="23"/>
         </w:rPr>
-        <w:t>1863</w:t>
+        <w:t>Using the table: how many Black men served in the army and navy combined? About what share of the Union army was Black? Write both figures.</w:t>
       </w:r>
     </w:p>
     <w:p>
       <w:pPr>
-        <w:spacing w:after="80"/>
+        <w:spacing w:after="120"/>
       </w:pPr>
       <w:r>
         <w:rPr>
-          <w:color w:val="1C1714"/>
-          <w:sz w:val="23"/>
+          <w:color w:val="9A9286"/>
+          <w:sz w:val="22"/>
         </w:rPr>
-        <w:t>The Emancipation Proclamation did more than free the enslaved in rebel territory — it opened the Union army to Black soldiers. In May 1863 the War Department created the Bureau of Colored Troops to organize them into regiments: the United States Colored Troops, or USCT.</w:t>
+        <w:t>____________________________________________________________________________________________</w:t>
       </w:r>
     </w:p>
     <w:p>
       <w:pPr>
-        <w:spacing w:after="80"/>
+        <w:spacing w:after="120"/>
       </w:pPr>
       <w:r>
         <w:rPr>
-          <w:color w:val="1C1714"/>
-          <w:sz w:val="23"/>
+          <w:color w:val="9A9286"/>
+          <w:sz w:val="22"/>
         </w:rPr>
-        <w:t>Recruiters fanned out across the North and the occupied South. Posters like the one below called Black men to enlist — to fight, as the slogan put it, for their own people and their own freedom.</w:t>
+        <w:t>____________________________________________________________________________________________</w:t>
       </w:r>
     </w:p>
     <w:p>
+      <w:pPr>
+        <w:spacing w:after="120"/>
+      </w:pPr>
       <w:r>
         <w:rPr>
-          <w:i/>
-          <w:color w:val="6A6256"/>
-          <w:sz w:val="17"/>
+          <w:color w:val="9A9286"/>
+          <w:sz w:val="22"/>
         </w:rPr>
-        <w:t>“Come and Join Us Brothers” — recruiting chromolithograph, Supervisory Committee for Recruiting Colored Regiments, Philadelphia, 1863, public domain (Library of Congress).</w:t>
+        <w:t>____________________________________________________________________________________________</w:t>
       </w:r>
     </w:p>
     <w:p>
@@ -180,40 +368,77 @@
       <w:r>
         <w:rPr>
           <w:b/>
-          <w:color w:val="B1442F"/>
-          <w:sz w:val="28"/>
+          <w:color w:val="FFFFFF"/>
+          <w:sz w:val="20"/>
+          <w:shd w:val="clear" w:fill="B1442F"/>
         </w:rPr>
-        <w:t>“Come and Join Us Brothers”</w:t>
+        <w:t xml:space="preserve">  QUESTION 2  </w:t>
+      </w:r>
+      <w:r>
+        <w:rPr>
+          <w:b/>
+          <w:color w:val="6A6256"/>
+          <w:sz w:val="18"/>
+        </w:rPr>
+        <w:t xml:space="preserve">   STEP 2 · READ THE INEQUALITY</w:t>
       </w:r>
     </w:p>
     <w:p>
       <w:r>
         <w:rPr>
-          <w:b/>
-          <w:color w:val="6A6256"/>
-          <w:sz w:val="17"/>
+          <w:b w:val="0"/>
+          <w:color w:val="1C1714"/>
+          <w:sz w:val="23"/>
         </w:rPr>
-        <w:t>THE CALL TO ENLIST</w:t>
+        <w:t>For most of the war, a Black soldier earned $10 (minus a clothing fee) while a white soldier earned $13. What did the men of the 54th Massachusetts do about it?</w:t>
       </w:r>
     </w:p>
     <w:p>
+      <w:pPr>
+        <w:spacing w:after="40"/>
+        <w:ind w:left="432"/>
+      </w:pPr>
       <w:r>
         <w:rPr>
-          <w:i/>
-          <w:color w:val="1C1714"/>
           <w:sz w:val="22"/>
         </w:rPr>
-        <w:t>A recruiting poster aimed at Black men. Notice the detail: a young drummer boy, a determined line of soldiers, the United States flag. The message is that these men belong in this army, and in this nation.</w:t>
+        <w:t>☐  A.  they accepted the lower pay without complaint</w:t>
       </w:r>
     </w:p>
     <w:p>
+      <w:pPr>
+        <w:spacing w:after="40"/>
+        <w:ind w:left="432"/>
+      </w:pPr>
       <w:r>
         <w:rPr>
-          <w:i/>
-          <w:color w:val="6A6256"/>
-          <w:sz w:val="17"/>
+          <w:sz w:val="22"/>
         </w:rPr>
-        <w:t>“Come and Join Us Brothers” — recruiting chromolithograph, Supervisory Committee for Recruiting Colored Regiments, Philadelphia, 1863, public domain (Library of Congress).</w:t>
+        <w:t>☐  B.  they left the army</w:t>
+      </w:r>
+    </w:p>
+    <w:p>
+      <w:pPr>
+        <w:spacing w:after="40"/>
+        <w:ind w:left="432"/>
+      </w:pPr>
+      <w:r>
+        <w:rPr>
+          <w:sz w:val="22"/>
+        </w:rPr>
+        <w:t>☐  C.  they refused all pay for over a year until Congress granted equal pay</w:t>
+      </w:r>
+    </w:p>
+    <w:p>
+      <w:pPr>
+        <w:spacing w:after="40"/>
+        <w:ind w:left="432"/>
+      </w:pPr>
+      <w:r>
+        <w:rPr>
+          <w:sz w:val="22"/>
+        </w:rPr>
+        <w:t>☐  D.  they were never paid at all</w:t>
       </w:r>
     </w:p>
     <w:p>
@@ -223,54 +448,65 @@
       <w:r>
         <w:rPr>
           <w:b/>
-          <w:color w:val="B1442F"/>
-          <w:sz w:val="28"/>
+          <w:color w:val="FFFFFF"/>
+          <w:sz w:val="20"/>
+          <w:shd w:val="clear" w:fill="B1442F"/>
         </w:rPr>
-        <w:t>≈180,000</w:t>
+        <w:t xml:space="preserve">  QUESTION 3  </w:t>
+      </w:r>
+      <w:r>
+        <w:rPr>
+          <w:b/>
+          <w:color w:val="6A6256"/>
+          <w:sz w:val="18"/>
+        </w:rPr>
+        <w:t xml:space="preserve">   STEP 3 · ADDED RISK</w:t>
       </w:r>
     </w:p>
     <w:p>
       <w:r>
         <w:rPr>
-          <w:b/>
-          <w:color w:val="6A6256"/>
-          <w:sz w:val="17"/>
+          <w:b w:val="0"/>
+          <w:color w:val="1C1714"/>
+          <w:sz w:val="23"/>
         </w:rPr>
-        <w:t>BY THE NUMBERS</w:t>
+        <w:t>Black soldiers faced a danger white soldiers did not if they were captured. Explain what that danger was, and name the 1864 event where it happened.</w:t>
       </w:r>
     </w:p>
     <w:p>
       <w:pPr>
-        <w:spacing w:after="80"/>
+        <w:spacing w:after="120"/>
       </w:pPr>
       <w:r>
         <w:rPr>
-          <w:color w:val="1C1714"/>
-          <w:sz w:val="23"/>
+          <w:color w:val="9A9286"/>
+          <w:sz w:val="22"/>
         </w:rPr>
-        <w:t>By the end of the war, roughly 180,000 Black men had served in the USCT — about 10% of the entire Union army — in some 175 regiments. Another 19,000 served in the Navy.</w:t>
+        <w:t>____________________________________________________________________________________________</w:t>
       </w:r>
     </w:p>
     <w:p>
       <w:pPr>
-        <w:spacing w:after="80"/>
+        <w:spacing w:after="120"/>
       </w:pPr>
       <w:r>
         <w:rPr>
-          <w:color w:val="1C1714"/>
-          <w:sz w:val="23"/>
+          <w:color w:val="9A9286"/>
+          <w:sz w:val="22"/>
         </w:rPr>
-        <w:t>They fought in 39 major battles and hundreds of smaller actions. Roughly 40,000 died — the great majority, as in the whole war, from disease. Sixteen USCT soldiers and seven sailors earned the Medal of Honor.</w:t>
+        <w:t>____________________________________________________________________________________________</w:t>
       </w:r>
     </w:p>
     <w:p>
+      <w:pPr>
+        <w:spacing w:after="120"/>
+      </w:pPr>
       <w:r>
         <w:rPr>
-          <w:i/>
-          <w:color w:val="6A6256"/>
-          <w:sz w:val="17"/>
+          <w:color w:val="9A9286"/>
+          <w:sz w:val="22"/>
         </w:rPr>
-        <w:t>“Come and Join Us Brothers” — recruiting broadside for the U.S. Colored Troops, 1863, public domain (Library of Congress).</w:t>
+        <w:t>____________________________________________________________________________________________</w:t>
       </w:r>
     </w:p>
     <w:p>
@@ -280,169 +516,91 @@
       <w:r>
         <w:rPr>
           <w:b/>
-          <w:color w:val="B1442F"/>
-          <w:sz w:val="28"/>
+          <w:color w:val="FFFFFF"/>
+          <w:sz w:val="20"/>
+          <w:shd w:val="clear" w:fill="B1442F"/>
         </w:rPr>
-        <w:t>The Same Risk, Not the Same Pay</w:t>
+        <w:t xml:space="preserve">  QUESTION 4  </w:t>
+      </w:r>
+      <w:r>
+        <w:rPr>
+          <w:b/>
+          <w:color w:val="6A6256"/>
+          <w:sz w:val="18"/>
+        </w:rPr>
+        <w:t xml:space="preserve">   STEP 4 · MAKE THE ARGUMENT</w:t>
       </w:r>
     </w:p>
     <w:p>
       <w:r>
         <w:rPr>
-          <w:b/>
-          <w:color w:val="6A6256"/>
-          <w:sz w:val="17"/>
+          <w:b w:val="0"/>
+          <w:color w:val="1C1714"/>
+          <w:sz w:val="23"/>
         </w:rPr>
-        <w:t>UNEQUAL, AND THEY KNEW IT</w:t>
+        <w:t>Frederick Douglass argued that putting on the uniform earned Black men “the right to citizenship.” Using at least two numbers from the data set, write a short argument (3–4 sentences) explaining how the service of the USCT supported the case for the 13th, 14th, and 15th Amendments.</w:t>
       </w:r>
     </w:p>
     <w:p>
       <w:pPr>
-        <w:spacing w:after="80"/>
+        <w:spacing w:after="120"/>
       </w:pPr>
       <w:r>
         <w:rPr>
-          <w:color w:val="1C1714"/>
-          <w:sz w:val="23"/>
+          <w:color w:val="9A9286"/>
+          <w:sz w:val="22"/>
         </w:rPr>
-        <w:t>Black soldiers faced dangers white soldiers did not. If captured, they risked being killed or sold into slavery rather than taken prisoner — as happened at the Fort Pillow massacre in 1864, where surrendering Black troops were slaughtered.</w:t>
+        <w:t>____________________________________________________________________________________________</w:t>
       </w:r>
     </w:p>
     <w:p>
       <w:pPr>
-        <w:spacing w:after="80"/>
+        <w:spacing w:after="120"/>
       </w:pPr>
       <w:r>
         <w:rPr>
-          <w:color w:val="1C1714"/>
-          <w:sz w:val="23"/>
+          <w:color w:val="9A9286"/>
+          <w:sz w:val="22"/>
         </w:rPr>
-        <w:t>And for most of the war they were paid less: $10 a month, minus a clothing fee, versus $13 for white soldiers. In protest, the men of the 54th Massachusetts refused all pay for over a year until Congress finally granted equal pay in 1864.</w:t>
-      </w:r>
-    </w:p>
-    <w:p>
-      <w:r>
-        <w:rPr>
-          <w:i/>
-          <w:color w:val="6A6256"/>
-          <w:sz w:val="17"/>
-        </w:rPr>
-        <w:t>“Come and Join Us Brothers” — recruiting chromolithograph, Supervisory Committee for Recruiting Colored Regiments, Philadelphia, 1863, public domain (Library of Congress).</w:t>
-      </w:r>
-    </w:p>
-    <w:p>
-      <w:r>
-        <w:rPr>
-          <w:b/>
-          <w:color w:val="6A6256"/>
-          <w:sz w:val="17"/>
-        </w:rPr>
-        <w:t>FREDERICK DOUGLASS</w:t>
+        <w:t>____________________________________________________________________________________________</w:t>
       </w:r>
     </w:p>
     <w:p>
       <w:pPr>
-        <w:spacing w:after="80"/>
+        <w:spacing w:after="120"/>
       </w:pPr>
       <w:r>
         <w:rPr>
-          <w:color w:val="1C1714"/>
-          <w:sz w:val="23"/>
+          <w:color w:val="9A9286"/>
+          <w:sz w:val="22"/>
         </w:rPr>
-        <w:t>Once let the black man get upon his person the brass letters, U.S. … and there is no power on earth … which can deny that he has earned the right to citizenship.</w:t>
+        <w:t>____________________________________________________________________________________________</w:t>
       </w:r>
     </w:p>
     <w:p>
       <w:pPr>
-        <w:spacing w:before="200"/>
+        <w:spacing w:after="120"/>
       </w:pPr>
       <w:r>
         <w:rPr>
-          <w:b/>
-          <w:color w:val="B1442F"/>
-          <w:sz w:val="28"/>
+          <w:color w:val="9A9286"/>
+          <w:sz w:val="22"/>
         </w:rPr>
-        <w:t>Soldiers Into Citizens</w:t>
-      </w:r>
-    </w:p>
-    <w:p>
-      <w:r>
-        <w:rPr>
-          <w:b/>
-          <w:color w:val="6A6256"/>
-          <w:sz w:val="17"/>
-        </w:rPr>
-        <w:t>WHY IT MATTERS</w:t>
+        <w:t>____________________________________________________________________________________________</w:t>
       </w:r>
     </w:p>
     <w:p>
       <w:pPr>
-        <w:spacing w:after="80"/>
+        <w:spacing w:after="120"/>
       </w:pPr>
       <w:r>
         <w:rPr>
-          <w:color w:val="1C1714"/>
-          <w:sz w:val="23"/>
+          <w:color w:val="9A9286"/>
+          <w:sz w:val="22"/>
         </w:rPr>
-        <w:t>The service of the USCT was an argument made in blood: that men willing to fight and die for the United States had earned a place in it. That argument helped drive the 13th, 14th, and 15th Amendments — ending slavery, granting citizenship, and protecting the vote.</w:t>
+        <w:t>____________________________________________________________________________________________</w:t>
       </w:r>
     </w:p>
-    <w:p>
-      <w:pPr>
-        <w:spacing w:after="80"/>
-      </w:pPr>
-      <w:r>
-        <w:rPr>
-          <w:color w:val="1C1714"/>
-          <w:sz w:val="23"/>
-        </w:rPr>
-        <w:t>The promise would be broken again and again in the decades that followed. But the 180,000 had changed the question forever. After the USCT, no one could honestly say that Black Americans had not fought for their own freedom.</w:t>
-      </w:r>
-    </w:p>
-    <w:p>
-      <w:r>
-        <w:rPr>
-          <w:i/>
-          <w:color w:val="6A6256"/>
-          <w:sz w:val="17"/>
-        </w:rPr>
-        <w:t>“Come and Join Us Brothers” — recruiting chromolithograph, Supervisory Committee for Recruiting Colored Regiments, Philadelphia, 1863, public domain (Library of Congress).</w:t>
-      </w:r>
-    </w:p>
-    <w:p>
-      <w:pPr>
-        <w:spacing w:before="200"/>
-      </w:pPr>
-      <w:r>
-        <w:rPr>
-          <w:b/>
-          <w:color w:val="B1442F"/>
-          <w:sz w:val="28"/>
-        </w:rPr>
-        <w:t>Make the Numbers Speak</w:t>
-      </w:r>
-    </w:p>
-    <w:p>
-      <w:r>
-        <w:rPr>
-          <w:b/>
-          <w:color w:val="6A6256"/>
-          <w:sz w:val="17"/>
-        </w:rPr>
-        <w:t>YOUR TURN</w:t>
-      </w:r>
-    </w:p>
-    <w:p>
-      <w:r>
-        <w:rPr>
-          <w:i/>
-          <w:color w:val="1C1714"/>
-          <w:sz w:val="22"/>
-        </w:rPr>
-        <w:t>You'll work with the statistics of Black service in the Union army and practice turning raw numbers into a historical argument about citizenship and sacrifice.</w:t>
-      </w:r>
-    </w:p>
-    <w:p/>
     <w:p>
       <w:pPr>
         <w:jc w:val="center"/>
@@ -455,9 +613,160 @@
         <w:t>Promise &amp; Practice · ShadowDog Digital Studios · Unit 2</w:t>
       </w:r>
     </w:p>
+    <w:p>
+      <w:r>
+        <w:br w:type="page"/>
+      </w:r>
+    </w:p>
+    <w:tbl>
+      <w:tblPr>
+        <w:tblW w:type="auto" w:w="0"/>
+        <w:tblLayout w:type="autofit"/>
+        <w:tblLook w:firstColumn="1" w:firstRow="1" w:lastColumn="0" w:lastRow="0" w:noHBand="0" w:noVBand="1" w:val="04A0"/>
+      </w:tblPr>
+      <w:tblGrid>
+        <w:gridCol w:w="10224"/>
+      </w:tblGrid>
+      <w:tr>
+        <w:tc>
+          <w:tcPr>
+            <w:tcW w:type="dxa" w:w="10224"/>
+            <w:shd w:val="clear" w:fill="2c2219"/>
+          </w:tcPr>
+          <w:p>
+            <w:r>
+              <w:rPr>
+                <w:b/>
+                <w:color w:val="F0A184"/>
+                <w:sz w:val="28"/>
+              </w:rPr>
+              <w:t>TEACHER ANSWER KEY  —  The United States Colored Troops — A House Divided</w:t>
+            </w:r>
+          </w:p>
+        </w:tc>
+      </w:tr>
+    </w:tbl>
+    <w:p/>
+    <w:p>
+      <w:r>
+        <w:rPr>
+          <w:b/>
+          <w:color w:val="B1442F"/>
+          <w:sz w:val="22"/>
+        </w:rPr>
+        <w:t xml:space="preserve">QUESTION 1:  </w:t>
+      </w:r>
+      <w:r>
+        <w:rPr>
+          <w:sz w:val="22"/>
+        </w:rPr>
+        <w:t>Open response.</w:t>
+      </w:r>
+    </w:p>
+    <w:p>
+      <w:pPr>
+        <w:ind w:left="432"/>
+      </w:pPr>
+      <w:r>
+        <w:rPr>
+          <w:i/>
+          <w:color w:val="6A6256"/>
+          <w:sz w:val="21"/>
+        </w:rPr>
+        <w:t>Look for a response along the lines of: “Combined: about ___. Share of the army: about ___%.”</w:t>
+      </w:r>
+    </w:p>
+    <w:p>
+      <w:r>
+        <w:rPr>
+          <w:b/>
+          <w:color w:val="B1442F"/>
+          <w:sz w:val="22"/>
+        </w:rPr>
+        <w:t xml:space="preserve">QUESTION 2:  </w:t>
+      </w:r>
+      <w:r>
+        <w:rPr>
+          <w:b/>
+          <w:sz w:val="22"/>
+        </w:rPr>
+        <w:t>Correct — C. they refused all pay for over a year until Congress granted equal pay</w:t>
+      </w:r>
+    </w:p>
+    <w:p>
+      <w:pPr>
+        <w:ind w:left="432"/>
+      </w:pPr>
+      <w:r>
+        <w:rPr>
+          <w:i/>
+          <w:color w:val="6A6256"/>
+          <w:sz w:val="21"/>
+        </w:rPr>
+        <w:t>Right. The 54th refused to accept ANY pay rather than accept unequal pay — a protest that lasted over a year, until Congress granted equal pay in 1864. They risked their lives for free to make the point.</w:t>
+      </w:r>
+    </w:p>
+    <w:p>
+      <w:r>
+        <w:rPr>
+          <w:b/>
+          <w:color w:val="B1442F"/>
+          <w:sz w:val="22"/>
+        </w:rPr>
+        <w:t xml:space="preserve">QUESTION 3:  </w:t>
+      </w:r>
+      <w:r>
+        <w:rPr>
+          <w:sz w:val="22"/>
+        </w:rPr>
+        <w:t>Open response.</w:t>
+      </w:r>
+    </w:p>
+    <w:p>
+      <w:pPr>
+        <w:ind w:left="432"/>
+      </w:pPr>
+      <w:r>
+        <w:rPr>
+          <w:i/>
+          <w:color w:val="6A6256"/>
+          <w:sz w:val="21"/>
+        </w:rPr>
+        <w:t>Look for a response along the lines of: “If captured, Black soldiers risked…. This happened at…”</w:t>
+      </w:r>
+    </w:p>
+    <w:p>
+      <w:r>
+        <w:rPr>
+          <w:b/>
+          <w:color w:val="B1442F"/>
+          <w:sz w:val="22"/>
+        </w:rPr>
+        <w:t xml:space="preserve">QUESTION 4:  </w:t>
+      </w:r>
+      <w:r>
+        <w:rPr>
+          <w:sz w:val="22"/>
+        </w:rPr>
+        <w:t>Open response.</w:t>
+      </w:r>
+    </w:p>
+    <w:p>
+      <w:pPr>
+        <w:ind w:left="432"/>
+      </w:pPr>
+      <w:r>
+        <w:rPr>
+          <w:i/>
+          <w:color w:val="6A6256"/>
+          <w:sz w:val="21"/>
+        </w:rPr>
+        <w:t>Look for a response along the lines of: “With about ___ men serving — roughly ___% of the army — Black soldiers proved…”</w:t>
+      </w:r>
+    </w:p>
     <w:sectPr>
       <w:pgSz w:w="12240" w:h="15840"/>
-      <w:pgMar w:top="1152" w:right="1152" w:bottom="1152" w:left="1152" w:header="720" w:footer="720" w:gutter="0"/>
+      <w:pgMar w:top="1008" w:right="1008" w:bottom="1008" w:left="1008" w:header="720" w:footer="720" w:gutter="0"/>
       <w:cols w:space="720"/>
       <w:docGrid w:linePitch="360"/>
     </w:sectPr>
